--- a/hub/files/Case7.docx
+++ b/hub/files/Case7.docx
@@ -95,7 +95,7 @@
               <w:rPr>
                 <w:sz w:val="19"/>
               </w:rPr>
-              <w:t>Mon Nov 30, start of class (worksheet, all teams); Team 7 presents in class that day</w:t>
+              <w:t>Wed Nov 25, start of class (worksheet, all teams); Team 7 presents in class (Zoom) that day</w:t>
             </w:r>
           </w:p>
         </w:tc>
